--- a/submission_package/07_CRediT_Author_Statement.docx
+++ b/submission_package/07_CRediT_Author_Statement.docx
@@ -70,7 +70,7 @@
           <w:rFonts w:ascii="Times New Roman" w:hAnsi="Times New Roman"/>
           <w:sz w:val="23"/>
         </w:rPr>
-        <w:t>Dipesh Gurung: Conceptualization, Methodology, Software, Formal Analysis, Investigation, Data Curation, Writing - Original Draft, Visualization, Project Administration.</w:t>
+        <w:t>Dipesh Gurung: Conceptualization, Methodology, Software, Formal Analysis, Investigation, Data Curation, Writing – original draft, Visualization, Project administration.</w:t>
       </w:r>
     </w:p>
     <w:p>
@@ -91,7 +91,7 @@
           <w:rFonts w:ascii="Times New Roman" w:hAnsi="Times New Roman"/>
           <w:sz w:val="23"/>
         </w:rPr>
-        <w:t>Binod Bhattarai: Validation, Formal Analysis, Mathematical Verification, Writing - Review &amp; Editing.</w:t>
+        <w:t>Binod Bhattarai: Conceptualization, Investigation, Validation, Writing – review &amp; editing, Supervision.</w:t>
       </w:r>
     </w:p>
     <w:p>
@@ -105,14 +105,14 @@
           <w:b/>
           <w:sz w:val="23"/>
         </w:rPr>
-        <w:t xml:space="preserve">Dr. R N Thakur: </w:t>
+        <w:t xml:space="preserve">Prof. Dr. R.N. Thakur: </w:t>
       </w:r>
       <w:r>
         <w:rPr>
           <w:rFonts w:ascii="Times New Roman" w:hAnsi="Times New Roman"/>
           <w:sz w:val="23"/>
         </w:rPr>
-        <w:t>Dr. R N Thakur: Supervision, Resources, Methodological Governance, Writing - Review &amp; Editing, Final Approval.</w:t>
+        <w:t>Prof. Dr. R.N. Thakur: Conceptualization, Supervision, Methodology, Resources, Writing – review &amp; editing.</w:t>
       </w:r>
     </w:p>
     <w:p>
